--- a/SEM 6/AIDS-1/Documentation/DSEXP2.docx
+++ b/SEM 6/AIDS-1/Documentation/DSEXP2.docx
@@ -2,14 +2,1708 @@
 <file path=word/document.xml><?xml version="1.0" encoding="utf-8"?>
 <w:document xmlns:wpc="http://schemas.microsoft.com/office/word/2010/wordprocessingCanvas" xmlns:cx="http://schemas.microsoft.com/office/drawing/2014/chartex" xmlns:cx1="http://schemas.microsoft.com/office/drawing/2015/9/8/chartex" xmlns:cx2="http://schemas.microsoft.com/office/drawing/2015/10/21/chartex" xmlns:cx3="http://schemas.microsoft.com/office/drawing/2016/5/9/chartex" xmlns:cx4="http://schemas.microsoft.com/office/drawing/2016/5/10/chartex" xmlns:cx5="http://schemas.microsoft.com/office/drawing/2016/5/11/chartex" xmlns:cx6="http://schemas.microsoft.com/office/drawing/2016/5/12/chartex" xmlns:cx7="http://schemas.microsoft.com/office/drawing/2016/5/13/chartex" xmlns:cx8="http://schemas.microsoft.com/office/drawing/2016/5/14/chartex" xmlns:mc="http://schemas.openxmlformats.org/markup-compatibility/2006" xmlns:aink="http://schemas.microsoft.com/office/drawing/2016/ink" xmlns:am3d="http://schemas.microsoft.com/office/drawing/2017/model3d" xmlns:o="urn:schemas-microsoft-com:office:office" xmlns:r="http://schemas.openxmlformats.org/officeDocument/2006/relationships" xmlns:m="http://schemas.openxmlformats.org/officeDocument/2006/math" xmlns:v="urn:schemas-microsoft-com:vml" xmlns:wp14="http://schemas.microsoft.com/office/word/2010/wordprocessingDrawing" xmlns:wp="http://schemas.openxmlformats.org/drawingml/2006/wordprocessingDrawing" xmlns:w10="urn:schemas-microsoft-com:office:word" xmlns:w="http://schemas.openxmlformats.org/wordprocessingml/2006/main" xmlns:w14="http://schemas.microsoft.com/office/word/2010/wordml" xmlns:w15="http://schemas.microsoft.com/office/word/2012/wordml" xmlns:w16cex="http://schemas.microsoft.com/office/word/2018/wordml/cex" xmlns:w16cid="http://schemas.microsoft.com/office/word/2016/wordml/cid" xmlns:w16="http://schemas.microsoft.com/office/word/2018/wordml" xmlns:w16sdtdh="http://schemas.microsoft.com/office/word/2020/wordml/sdtdatahash" xmlns:w16se="http://schemas.microsoft.com/office/word/2015/wordml/symex" xmlns:wpg="http://schemas.microsoft.com/office/word/2010/wordprocessingGroup" xmlns:wpi="http://schemas.microsoft.com/office/word/2010/wordprocessingInk" xmlns:wne="http://schemas.microsoft.com/office/word/2006/wordml" xmlns:wps="http://schemas.microsoft.com/office/word/2010/wordprocessingShape" mc:Ignorable="w14 w15 w16se w16cid w16 w16cex w16sdtdh wp14">
   <w:body>
-    <w:p/>
+    <w:p>
+      <w:pPr>
+        <w:pStyle w:val="H"/>
+      </w:pPr>
+      <w:r>
+        <w:t>Aim:</w:t>
+      </w:r>
+      <w:r>
+        <w:t xml:space="preserve"> Data Visualization for the selected dataset using Matplotlib and Seaborn</w:t>
+      </w:r>
+    </w:p>
+    <w:p>
+      <w:pPr>
+        <w:shd w:val="clear" w:color="auto" w:fill="F3F4F5"/>
+        <w:spacing w:after="0" w:line="285" w:lineRule="atLeast"/>
+        <w:rPr>
+          <w:rFonts w:ascii="JetBrains Mono NL" w:eastAsia="Times New Roman" w:hAnsi="JetBrains Mono NL" w:cs="JetBrains Mono NL"/>
+          <w:color w:val="000000" w:themeColor="text1"/>
+          <w:sz w:val="18"/>
+          <w:szCs w:val="18"/>
+          <w:lang w:eastAsia="en-IN"/>
+        </w:rPr>
+      </w:pPr>
+      <w:r>
+        <w:rPr>
+          <w:rFonts w:ascii="JetBrains Mono NL" w:eastAsia="Times New Roman" w:hAnsi="JetBrains Mono NL" w:cs="JetBrains Mono NL"/>
+          <w:color w:val="000000" w:themeColor="text1"/>
+          <w:sz w:val="18"/>
+          <w:szCs w:val="18"/>
+          <w:lang w:eastAsia="en-IN"/>
+        </w:rPr>
+        <w:t xml:space="preserve">import seaborn as </w:t>
+      </w:r>
+      <w:proofErr w:type="spellStart"/>
+      <w:r>
+        <w:rPr>
+          <w:rFonts w:ascii="JetBrains Mono NL" w:eastAsia="Times New Roman" w:hAnsi="JetBrains Mono NL" w:cs="JetBrains Mono NL"/>
+          <w:color w:val="000000" w:themeColor="text1"/>
+          <w:sz w:val="18"/>
+          <w:szCs w:val="18"/>
+          <w:lang w:eastAsia="en-IN"/>
+        </w:rPr>
+        <w:t>sns</w:t>
+      </w:r>
+      <w:proofErr w:type="spellEnd"/>
+    </w:p>
+    <w:p>
+      <w:pPr>
+        <w:shd w:val="clear" w:color="auto" w:fill="F3F4F5"/>
+        <w:spacing w:after="0" w:line="285" w:lineRule="atLeast"/>
+        <w:rPr>
+          <w:rFonts w:ascii="JetBrains Mono NL" w:eastAsia="Times New Roman" w:hAnsi="JetBrains Mono NL" w:cs="JetBrains Mono NL"/>
+          <w:color w:val="000000" w:themeColor="text1"/>
+          <w:sz w:val="18"/>
+          <w:szCs w:val="18"/>
+          <w:lang w:eastAsia="en-IN"/>
+        </w:rPr>
+      </w:pPr>
+      <w:r>
+        <w:rPr>
+          <w:rFonts w:ascii="JetBrains Mono NL" w:eastAsia="Times New Roman" w:hAnsi="JetBrains Mono NL" w:cs="JetBrains Mono NL"/>
+          <w:color w:val="000000" w:themeColor="text1"/>
+          <w:sz w:val="18"/>
+          <w:szCs w:val="18"/>
+          <w:lang w:eastAsia="en-IN"/>
+        </w:rPr>
+        <w:t xml:space="preserve">import </w:t>
+      </w:r>
+      <w:proofErr w:type="spellStart"/>
+      <w:proofErr w:type="gramStart"/>
+      <w:r>
+        <w:rPr>
+          <w:rFonts w:ascii="JetBrains Mono NL" w:eastAsia="Times New Roman" w:hAnsi="JetBrains Mono NL" w:cs="JetBrains Mono NL"/>
+          <w:color w:val="000000" w:themeColor="text1"/>
+          <w:sz w:val="18"/>
+          <w:szCs w:val="18"/>
+          <w:lang w:eastAsia="en-IN"/>
+        </w:rPr>
+        <w:t>matplotlib.pyplot</w:t>
+      </w:r>
+      <w:proofErr w:type="spellEnd"/>
+      <w:proofErr w:type="gramEnd"/>
+      <w:r>
+        <w:rPr>
+          <w:rFonts w:ascii="JetBrains Mono NL" w:eastAsia="Times New Roman" w:hAnsi="JetBrains Mono NL" w:cs="JetBrains Mono NL"/>
+          <w:color w:val="000000" w:themeColor="text1"/>
+          <w:sz w:val="18"/>
+          <w:szCs w:val="18"/>
+          <w:lang w:eastAsia="en-IN"/>
+        </w:rPr>
+        <w:t xml:space="preserve"> as </w:t>
+      </w:r>
+      <w:proofErr w:type="spellStart"/>
+      <w:r>
+        <w:rPr>
+          <w:rFonts w:ascii="JetBrains Mono NL" w:eastAsia="Times New Roman" w:hAnsi="JetBrains Mono NL" w:cs="JetBrains Mono NL"/>
+          <w:color w:val="000000" w:themeColor="text1"/>
+          <w:sz w:val="18"/>
+          <w:szCs w:val="18"/>
+          <w:lang w:eastAsia="en-IN"/>
+        </w:rPr>
+        <w:t>plt</w:t>
+      </w:r>
+      <w:proofErr w:type="spellEnd"/>
+    </w:p>
+    <w:p>
+      <w:pPr>
+        <w:shd w:val="clear" w:color="auto" w:fill="F3F4F5"/>
+        <w:spacing w:after="0" w:line="285" w:lineRule="atLeast"/>
+        <w:rPr>
+          <w:rFonts w:ascii="JetBrains Mono NL" w:eastAsia="Times New Roman" w:hAnsi="JetBrains Mono NL" w:cs="JetBrains Mono NL"/>
+          <w:color w:val="000000" w:themeColor="text1"/>
+          <w:sz w:val="18"/>
+          <w:szCs w:val="18"/>
+          <w:lang w:eastAsia="en-IN"/>
+        </w:rPr>
+      </w:pPr>
+      <w:r>
+        <w:rPr>
+          <w:rFonts w:ascii="JetBrains Mono NL" w:eastAsia="Times New Roman" w:hAnsi="JetBrains Mono NL" w:cs="JetBrains Mono NL"/>
+          <w:color w:val="000000" w:themeColor="text1"/>
+          <w:sz w:val="18"/>
+          <w:szCs w:val="18"/>
+          <w:lang w:eastAsia="en-IN"/>
+        </w:rPr>
+        <w:t>import pandas as pd</w:t>
+      </w:r>
+    </w:p>
+    <w:p>
+      <w:pPr>
+        <w:shd w:val="clear" w:color="auto" w:fill="F3F4F5"/>
+        <w:spacing w:after="0" w:line="285" w:lineRule="atLeast"/>
+        <w:rPr>
+          <w:rFonts w:ascii="JetBrains Mono NL" w:eastAsia="Times New Roman" w:hAnsi="JetBrains Mono NL" w:cs="JetBrains Mono NL"/>
+          <w:color w:val="000000" w:themeColor="text1"/>
+          <w:sz w:val="18"/>
+          <w:szCs w:val="18"/>
+          <w:lang w:eastAsia="en-IN"/>
+        </w:rPr>
+      </w:pPr>
+      <w:r>
+        <w:rPr>
+          <w:rFonts w:ascii="JetBrains Mono NL" w:eastAsia="Times New Roman" w:hAnsi="JetBrains Mono NL" w:cs="JetBrains Mono NL"/>
+          <w:color w:val="000000" w:themeColor="text1"/>
+          <w:sz w:val="18"/>
+          <w:szCs w:val="18"/>
+          <w:lang w:eastAsia="en-IN"/>
+        </w:rPr>
+        <w:t xml:space="preserve">import </w:t>
+      </w:r>
+      <w:proofErr w:type="spellStart"/>
+      <w:r>
+        <w:rPr>
+          <w:rFonts w:ascii="JetBrains Mono NL" w:eastAsia="Times New Roman" w:hAnsi="JetBrains Mono NL" w:cs="JetBrains Mono NL"/>
+          <w:color w:val="000000" w:themeColor="text1"/>
+          <w:sz w:val="18"/>
+          <w:szCs w:val="18"/>
+          <w:lang w:eastAsia="en-IN"/>
+        </w:rPr>
+        <w:t>numpy</w:t>
+      </w:r>
+      <w:proofErr w:type="spellEnd"/>
+      <w:r>
+        <w:rPr>
+          <w:rFonts w:ascii="JetBrains Mono NL" w:eastAsia="Times New Roman" w:hAnsi="JetBrains Mono NL" w:cs="JetBrains Mono NL"/>
+          <w:color w:val="000000" w:themeColor="text1"/>
+          <w:sz w:val="18"/>
+          <w:szCs w:val="18"/>
+          <w:lang w:eastAsia="en-IN"/>
+        </w:rPr>
+        <w:t xml:space="preserve"> as np</w:t>
+      </w:r>
+    </w:p>
+    <w:p>
+      <w:pPr>
+        <w:shd w:val="clear" w:color="auto" w:fill="F3F4F5"/>
+        <w:spacing w:after="0" w:line="285" w:lineRule="atLeast"/>
+        <w:rPr>
+          <w:rFonts w:ascii="JetBrains Mono NL" w:eastAsia="Times New Roman" w:hAnsi="JetBrains Mono NL" w:cs="JetBrains Mono NL"/>
+          <w:color w:val="000000" w:themeColor="text1"/>
+          <w:sz w:val="18"/>
+          <w:szCs w:val="18"/>
+          <w:lang w:eastAsia="en-IN"/>
+        </w:rPr>
+      </w:pPr>
+    </w:p>
+    <w:p>
+      <w:pPr>
+        <w:shd w:val="clear" w:color="auto" w:fill="F3F4F5"/>
+        <w:spacing w:after="0" w:line="285" w:lineRule="atLeast"/>
+        <w:rPr>
+          <w:rFonts w:ascii="JetBrains Mono NL" w:eastAsia="Times New Roman" w:hAnsi="JetBrains Mono NL" w:cs="JetBrains Mono NL"/>
+          <w:color w:val="000000" w:themeColor="text1"/>
+          <w:sz w:val="18"/>
+          <w:szCs w:val="18"/>
+          <w:lang w:eastAsia="en-IN"/>
+        </w:rPr>
+      </w:pPr>
+      <w:proofErr w:type="spellStart"/>
+      <w:r>
+        <w:rPr>
+          <w:rFonts w:ascii="JetBrains Mono NL" w:eastAsia="Times New Roman" w:hAnsi="JetBrains Mono NL" w:cs="JetBrains Mono NL"/>
+          <w:color w:val="000000" w:themeColor="text1"/>
+          <w:sz w:val="18"/>
+          <w:szCs w:val="18"/>
+          <w:lang w:eastAsia="en-IN"/>
+        </w:rPr>
+        <w:t>sns.set</w:t>
+      </w:r>
+      <w:proofErr w:type="spellEnd"/>
+      <w:r>
+        <w:rPr>
+          <w:rFonts w:ascii="JetBrains Mono NL" w:eastAsia="Times New Roman" w:hAnsi="JetBrains Mono NL" w:cs="JetBrains Mono NL"/>
+          <w:color w:val="000000" w:themeColor="text1"/>
+          <w:sz w:val="18"/>
+          <w:szCs w:val="18"/>
+          <w:lang w:eastAsia="en-IN"/>
+        </w:rPr>
+        <w:t>(style="</w:t>
+      </w:r>
+      <w:proofErr w:type="spellStart"/>
+      <w:r>
+        <w:rPr>
+          <w:rFonts w:ascii="JetBrains Mono NL" w:eastAsia="Times New Roman" w:hAnsi="JetBrains Mono NL" w:cs="JetBrains Mono NL"/>
+          <w:color w:val="000000" w:themeColor="text1"/>
+          <w:sz w:val="18"/>
+          <w:szCs w:val="18"/>
+          <w:lang w:eastAsia="en-IN"/>
+        </w:rPr>
+        <w:t>whitegrid</w:t>
+      </w:r>
+      <w:proofErr w:type="spellEnd"/>
+      <w:r>
+        <w:rPr>
+          <w:rFonts w:ascii="JetBrains Mono NL" w:eastAsia="Times New Roman" w:hAnsi="JetBrains Mono NL" w:cs="JetBrains Mono NL"/>
+          <w:color w:val="000000" w:themeColor="text1"/>
+          <w:sz w:val="18"/>
+          <w:szCs w:val="18"/>
+          <w:lang w:eastAsia="en-IN"/>
+        </w:rPr>
+        <w:t>")</w:t>
+      </w:r>
+    </w:p>
+    <w:p>
+      <w:pPr>
+        <w:shd w:val="clear" w:color="auto" w:fill="F3F4F5"/>
+        <w:spacing w:after="0" w:line="285" w:lineRule="atLeast"/>
+        <w:rPr>
+          <w:rFonts w:ascii="JetBrains Mono NL" w:eastAsia="Times New Roman" w:hAnsi="JetBrains Mono NL" w:cs="JetBrains Mono NL"/>
+          <w:color w:val="000000" w:themeColor="text1"/>
+          <w:sz w:val="18"/>
+          <w:szCs w:val="18"/>
+          <w:lang w:eastAsia="en-IN"/>
+        </w:rPr>
+      </w:pPr>
+    </w:p>
+    <w:p>
+      <w:pPr>
+        <w:shd w:val="clear" w:color="auto" w:fill="F3F4F5"/>
+        <w:spacing w:after="0" w:line="285" w:lineRule="atLeast"/>
+        <w:rPr>
+          <w:rFonts w:ascii="JetBrains Mono NL" w:eastAsia="Times New Roman" w:hAnsi="JetBrains Mono NL" w:cs="JetBrains Mono NL"/>
+          <w:color w:val="000000" w:themeColor="text1"/>
+          <w:sz w:val="18"/>
+          <w:szCs w:val="18"/>
+          <w:lang w:eastAsia="en-IN"/>
+        </w:rPr>
+      </w:pPr>
+      <w:r>
+        <w:rPr>
+          <w:rFonts w:ascii="JetBrains Mono NL" w:eastAsia="Times New Roman" w:hAnsi="JetBrains Mono NL" w:cs="JetBrains Mono NL"/>
+          <w:color w:val="000000" w:themeColor="text1"/>
+          <w:sz w:val="18"/>
+          <w:szCs w:val="18"/>
+          <w:lang w:eastAsia="en-IN"/>
+        </w:rPr>
+        <w:t xml:space="preserve">df = </w:t>
+      </w:r>
+      <w:proofErr w:type="spellStart"/>
+      <w:proofErr w:type="gramStart"/>
+      <w:r>
+        <w:rPr>
+          <w:rFonts w:ascii="JetBrains Mono NL" w:eastAsia="Times New Roman" w:hAnsi="JetBrains Mono NL" w:cs="JetBrains Mono NL"/>
+          <w:color w:val="000000" w:themeColor="text1"/>
+          <w:sz w:val="18"/>
+          <w:szCs w:val="18"/>
+          <w:lang w:eastAsia="en-IN"/>
+        </w:rPr>
+        <w:t>sns.load</w:t>
+      </w:r>
+      <w:proofErr w:type="gramEnd"/>
+      <w:r>
+        <w:rPr>
+          <w:rFonts w:ascii="JetBrains Mono NL" w:eastAsia="Times New Roman" w:hAnsi="JetBrains Mono NL" w:cs="JetBrains Mono NL"/>
+          <w:color w:val="000000" w:themeColor="text1"/>
+          <w:sz w:val="18"/>
+          <w:szCs w:val="18"/>
+          <w:lang w:eastAsia="en-IN"/>
+        </w:rPr>
+        <w:t>_dataset</w:t>
+      </w:r>
+      <w:proofErr w:type="spellEnd"/>
+      <w:r>
+        <w:rPr>
+          <w:rFonts w:ascii="JetBrains Mono NL" w:eastAsia="Times New Roman" w:hAnsi="JetBrains Mono NL" w:cs="JetBrains Mono NL"/>
+          <w:color w:val="000000" w:themeColor="text1"/>
+          <w:sz w:val="18"/>
+          <w:szCs w:val="18"/>
+          <w:lang w:eastAsia="en-IN"/>
+        </w:rPr>
+        <w:t>("tips")</w:t>
+      </w:r>
+    </w:p>
+    <w:p>
+      <w:pPr>
+        <w:shd w:val="clear" w:color="auto" w:fill="F3F4F5"/>
+        <w:spacing w:after="0" w:line="285" w:lineRule="atLeast"/>
+        <w:rPr>
+          <w:rFonts w:ascii="JetBrains Mono NL" w:eastAsia="Times New Roman" w:hAnsi="JetBrains Mono NL" w:cs="JetBrains Mono NL"/>
+          <w:color w:val="000000" w:themeColor="text1"/>
+          <w:sz w:val="18"/>
+          <w:szCs w:val="18"/>
+          <w:lang w:eastAsia="en-IN"/>
+        </w:rPr>
+      </w:pPr>
+      <w:proofErr w:type="spellStart"/>
+      <w:proofErr w:type="gramStart"/>
+      <w:r>
+        <w:rPr>
+          <w:rFonts w:ascii="JetBrains Mono NL" w:eastAsia="Times New Roman" w:hAnsi="JetBrains Mono NL" w:cs="JetBrains Mono NL"/>
+          <w:color w:val="000000" w:themeColor="text1"/>
+          <w:sz w:val="18"/>
+          <w:szCs w:val="18"/>
+          <w:lang w:eastAsia="en-IN"/>
+        </w:rPr>
+        <w:t>df.head</w:t>
+      </w:r>
+      <w:proofErr w:type="spellEnd"/>
+      <w:proofErr w:type="gramEnd"/>
+      <w:r>
+        <w:rPr>
+          <w:rFonts w:ascii="JetBrains Mono NL" w:eastAsia="Times New Roman" w:hAnsi="JetBrains Mono NL" w:cs="JetBrains Mono NL"/>
+          <w:color w:val="000000" w:themeColor="text1"/>
+          <w:sz w:val="18"/>
+          <w:szCs w:val="18"/>
+          <w:lang w:eastAsia="en-IN"/>
+        </w:rPr>
+        <w:t>()</w:t>
+      </w:r>
+    </w:p>
+    <w:p>
+      <w:pPr>
+        <w:pStyle w:val="H"/>
+        <w:rPr>
+          <w:rStyle w:val="TChar"/>
+          <w:sz w:val="4"/>
+          <w:szCs w:val="4"/>
+        </w:rPr>
+      </w:pPr>
+    </w:p>
+    <w:p>
+      <w:pPr>
+        <w:pStyle w:val="H"/>
+        <w:rPr>
+          <w:rStyle w:val="TChar"/>
+        </w:rPr>
+      </w:pPr>
+      <w:proofErr w:type="spellStart"/>
+      <w:r>
+        <w:rPr>
+          <w:rStyle w:val="TChar"/>
+        </w:rPr>
+        <w:t>Ouput</w:t>
+      </w:r>
+      <w:proofErr w:type="spellEnd"/>
+      <w:r>
+        <w:rPr>
+          <w:rStyle w:val="TChar"/>
+        </w:rPr>
+        <w:t>:</w:t>
+      </w:r>
+    </w:p>
+    <w:p>
+      <w:pPr>
+        <w:pStyle w:val="H"/>
+        <w:rPr>
+          <w:rStyle w:val="TChar"/>
+          <w:sz w:val="20"/>
+          <w:szCs w:val="20"/>
+        </w:rPr>
+      </w:pPr>
+      <w:r>
+        <w:rPr>
+          <w:rStyle w:val="TChar"/>
+          <w:noProof/>
+          <w:sz w:val="20"/>
+          <w:szCs w:val="20"/>
+        </w:rPr>
+        <w:drawing>
+          <wp:inline distT="0" distB="0" distL="0" distR="0" wp14:anchorId="331B2768" wp14:editId="641B7DD6">
+            <wp:extent cx="3854450" cy="1562100"/>
+            <wp:effectExtent l="0" t="0" r="0" b="0"/>
+            <wp:docPr id="1" name="Picture 1"/>
+            <wp:cNvGraphicFramePr>
+              <a:graphicFrameLocks xmlns:a="http://schemas.openxmlformats.org/drawingml/2006/main" noChangeAspect="1"/>
+            </wp:cNvGraphicFramePr>
+            <a:graphic xmlns:a="http://schemas.openxmlformats.org/drawingml/2006/main">
+              <a:graphicData uri="http://schemas.openxmlformats.org/drawingml/2006/picture">
+                <pic:pic xmlns:pic="http://schemas.openxmlformats.org/drawingml/2006/picture">
+                  <pic:nvPicPr>
+                    <pic:cNvPr id="1" name=""/>
+                    <pic:cNvPicPr/>
+                  </pic:nvPicPr>
+                  <pic:blipFill rotWithShape="1">
+                    <a:blip r:embed="rId7"/>
+                    <a:srcRect l="1266" t="3942" r="2612" b="7885"/>
+                    <a:stretch/>
+                  </pic:blipFill>
+                  <pic:spPr bwMode="auto">
+                    <a:xfrm>
+                      <a:off x="0" y="0"/>
+                      <a:ext cx="3854988" cy="1562318"/>
+                    </a:xfrm>
+                    <a:prstGeom prst="rect">
+                      <a:avLst/>
+                    </a:prstGeom>
+                    <a:ln>
+                      <a:noFill/>
+                    </a:ln>
+                    <a:extLst>
+                      <a:ext uri="{53640926-AAD7-44D8-BBD7-CCE9431645EC}">
+                        <a14:shadowObscured xmlns:a14="http://schemas.microsoft.com/office/drawing/2010/main"/>
+                      </a:ext>
+                    </a:extLst>
+                  </pic:spPr>
+                </pic:pic>
+              </a:graphicData>
+            </a:graphic>
+          </wp:inline>
+        </w:drawing>
+      </w:r>
+    </w:p>
+    <w:p>
+      <w:pPr>
+        <w:pStyle w:val="S"/>
+        <w:rPr>
+          <w:rStyle w:val="TChar"/>
+          <w:sz w:val="4"/>
+          <w:szCs w:val="4"/>
+        </w:rPr>
+      </w:pPr>
+    </w:p>
+    <w:p>
+      <w:pPr>
+        <w:pStyle w:val="C"/>
+      </w:pPr>
+      <w:proofErr w:type="spellStart"/>
+      <w:proofErr w:type="gramStart"/>
+      <w:r>
+        <w:t>plt.figure</w:t>
+      </w:r>
+      <w:proofErr w:type="spellEnd"/>
+      <w:proofErr w:type="gramEnd"/>
+      <w:r>
+        <w:t>()</w:t>
+      </w:r>
+    </w:p>
+    <w:p>
+      <w:pPr>
+        <w:pStyle w:val="C"/>
+      </w:pPr>
+      <w:proofErr w:type="spellStart"/>
+      <w:proofErr w:type="gramStart"/>
+      <w:r>
+        <w:t>sns.scatterplot</w:t>
+      </w:r>
+      <w:proofErr w:type="spellEnd"/>
+      <w:proofErr w:type="gramEnd"/>
+      <w:r>
+        <w:t>(</w:t>
+      </w:r>
+    </w:p>
+    <w:p>
+      <w:pPr>
+        <w:pStyle w:val="C"/>
+      </w:pPr>
+      <w:r>
+        <w:t xml:space="preserve">    data=df,</w:t>
+      </w:r>
+    </w:p>
+    <w:p>
+      <w:pPr>
+        <w:pStyle w:val="C"/>
+      </w:pPr>
+      <w:r>
+        <w:t xml:space="preserve">    x="</w:t>
+      </w:r>
+      <w:proofErr w:type="spellStart"/>
+      <w:r>
+        <w:t>total_bill</w:t>
+      </w:r>
+      <w:proofErr w:type="spellEnd"/>
+      <w:r>
+        <w:t>",</w:t>
+      </w:r>
+    </w:p>
+    <w:p>
+      <w:pPr>
+        <w:pStyle w:val="C"/>
+      </w:pPr>
+      <w:r>
+        <w:t xml:space="preserve">    y="tip",</w:t>
+      </w:r>
+    </w:p>
+    <w:p>
+      <w:pPr>
+        <w:pStyle w:val="C"/>
+      </w:pPr>
+      <w:r>
+        <w:t xml:space="preserve">    hue="sex",</w:t>
+      </w:r>
+    </w:p>
+    <w:p>
+      <w:pPr>
+        <w:pStyle w:val="C"/>
+      </w:pPr>
+      <w:r>
+        <w:t xml:space="preserve">    style="time"</w:t>
+      </w:r>
+    </w:p>
+    <w:p>
+      <w:pPr>
+        <w:pStyle w:val="C"/>
+      </w:pPr>
+      <w:r>
+        <w:t>)</w:t>
+      </w:r>
+    </w:p>
+    <w:p>
+      <w:pPr>
+        <w:pStyle w:val="C"/>
+      </w:pPr>
+      <w:proofErr w:type="spellStart"/>
+      <w:proofErr w:type="gramStart"/>
+      <w:r>
+        <w:t>plt.show</w:t>
+      </w:r>
+      <w:proofErr w:type="spellEnd"/>
+      <w:proofErr w:type="gramEnd"/>
+      <w:r>
+        <w:t>()</w:t>
+      </w:r>
+    </w:p>
+    <w:p>
+      <w:pPr>
+        <w:pStyle w:val="S"/>
+        <w:rPr>
+          <w:rStyle w:val="TChar"/>
+          <w:sz w:val="4"/>
+          <w:szCs w:val="4"/>
+        </w:rPr>
+      </w:pPr>
+    </w:p>
+    <w:p>
+      <w:pPr>
+        <w:pStyle w:val="H"/>
+        <w:rPr>
+          <w:rStyle w:val="TChar"/>
+        </w:rPr>
+      </w:pPr>
+      <w:proofErr w:type="spellStart"/>
+      <w:r>
+        <w:rPr>
+          <w:rStyle w:val="TChar"/>
+        </w:rPr>
+        <w:t>Ouput</w:t>
+      </w:r>
+      <w:proofErr w:type="spellEnd"/>
+      <w:r>
+        <w:rPr>
+          <w:rStyle w:val="TChar"/>
+        </w:rPr>
+        <w:t>:</w:t>
+      </w:r>
+    </w:p>
+    <w:p>
+      <w:pPr>
+        <w:pStyle w:val="H"/>
+        <w:rPr>
+          <w:rStyle w:val="TChar"/>
+          <w:sz w:val="20"/>
+          <w:szCs w:val="20"/>
+        </w:rPr>
+      </w:pPr>
+      <w:r>
+        <w:rPr>
+          <w:rStyle w:val="TChar"/>
+          <w:noProof/>
+          <w:sz w:val="20"/>
+          <w:szCs w:val="20"/>
+        </w:rPr>
+        <w:drawing>
+          <wp:inline distT="0" distB="0" distL="0" distR="0" wp14:anchorId="3CD31A25" wp14:editId="5208B231">
+            <wp:extent cx="2717800" cy="1911350"/>
+            <wp:effectExtent l="0" t="0" r="6350" b="0"/>
+            <wp:docPr id="10" name="Picture 10"/>
+            <wp:cNvGraphicFramePr>
+              <a:graphicFrameLocks xmlns:a="http://schemas.openxmlformats.org/drawingml/2006/main" noChangeAspect="1"/>
+            </wp:cNvGraphicFramePr>
+            <a:graphic xmlns:a="http://schemas.openxmlformats.org/drawingml/2006/main">
+              <a:graphicData uri="http://schemas.openxmlformats.org/drawingml/2006/picture">
+                <pic:pic xmlns:pic="http://schemas.openxmlformats.org/drawingml/2006/picture">
+                  <pic:nvPicPr>
+                    <pic:cNvPr id="1" name=""/>
+                    <pic:cNvPicPr/>
+                  </pic:nvPicPr>
+                  <pic:blipFill rotWithShape="1">
+                    <a:blip r:embed="rId8"/>
+                    <a:srcRect t="1879" r="56084" b="3851"/>
+                    <a:stretch/>
+                  </pic:blipFill>
+                  <pic:spPr bwMode="auto">
+                    <a:xfrm>
+                      <a:off x="0" y="0"/>
+                      <a:ext cx="2717800" cy="1911350"/>
+                    </a:xfrm>
+                    <a:prstGeom prst="rect">
+                      <a:avLst/>
+                    </a:prstGeom>
+                    <a:ln>
+                      <a:noFill/>
+                    </a:ln>
+                    <a:extLst>
+                      <a:ext uri="{53640926-AAD7-44D8-BBD7-CCE9431645EC}">
+                        <a14:shadowObscured xmlns:a14="http://schemas.microsoft.com/office/drawing/2010/main"/>
+                      </a:ext>
+                    </a:extLst>
+                  </pic:spPr>
+                </pic:pic>
+              </a:graphicData>
+            </a:graphic>
+          </wp:inline>
+        </w:drawing>
+      </w:r>
+    </w:p>
+    <w:p>
+      <w:pPr>
+        <w:pStyle w:val="T"/>
+        <w:rPr>
+          <w:rStyle w:val="TChar"/>
+          <w:sz w:val="22"/>
+          <w:szCs w:val="22"/>
+        </w:rPr>
+      </w:pPr>
+      <w:r>
+        <w:t>The scatter plot reveals interesting patterns in tipping behavior across different genders and meal times.</w:t>
+      </w:r>
+    </w:p>
+    <w:p>
+      <w:pPr>
+        <w:pStyle w:val="C"/>
+      </w:pPr>
+      <w:proofErr w:type="spellStart"/>
+      <w:proofErr w:type="gramStart"/>
+      <w:r>
+        <w:lastRenderedPageBreak/>
+        <w:t>plt.figure</w:t>
+      </w:r>
+      <w:proofErr w:type="spellEnd"/>
+      <w:proofErr w:type="gramEnd"/>
+      <w:r>
+        <w:t>()</w:t>
+      </w:r>
+    </w:p>
+    <w:p>
+      <w:pPr>
+        <w:pStyle w:val="C"/>
+      </w:pPr>
+      <w:proofErr w:type="spellStart"/>
+      <w:proofErr w:type="gramStart"/>
+      <w:r>
+        <w:t>sns.barplot</w:t>
+      </w:r>
+      <w:proofErr w:type="spellEnd"/>
+      <w:proofErr w:type="gramEnd"/>
+      <w:r>
+        <w:t>(</w:t>
+      </w:r>
+    </w:p>
+    <w:p>
+      <w:pPr>
+        <w:pStyle w:val="C"/>
+      </w:pPr>
+      <w:r>
+        <w:t xml:space="preserve">    data=df,</w:t>
+      </w:r>
+    </w:p>
+    <w:p>
+      <w:pPr>
+        <w:pStyle w:val="C"/>
+      </w:pPr>
+      <w:r>
+        <w:t xml:space="preserve">    x="day",</w:t>
+      </w:r>
+    </w:p>
+    <w:p>
+      <w:pPr>
+        <w:pStyle w:val="C"/>
+      </w:pPr>
+      <w:r>
+        <w:t xml:space="preserve">    y="</w:t>
+      </w:r>
+      <w:proofErr w:type="spellStart"/>
+      <w:r>
+        <w:t>total_bill</w:t>
+      </w:r>
+      <w:proofErr w:type="spellEnd"/>
+      <w:r>
+        <w:t>",</w:t>
+      </w:r>
+    </w:p>
+    <w:p>
+      <w:pPr>
+        <w:pStyle w:val="C"/>
+      </w:pPr>
+      <w:r>
+        <w:t xml:space="preserve">    hue="sex"</w:t>
+      </w:r>
+    </w:p>
+    <w:p>
+      <w:pPr>
+        <w:pStyle w:val="C"/>
+      </w:pPr>
+      <w:r>
+        <w:t>)</w:t>
+      </w:r>
+    </w:p>
+    <w:p>
+      <w:pPr>
+        <w:pStyle w:val="C"/>
+        <w:rPr>
+          <w:rStyle w:val="TChar"/>
+          <w:sz w:val="18"/>
+          <w:szCs w:val="18"/>
+          <w:lang w:val="en-IN"/>
+        </w:rPr>
+      </w:pPr>
+      <w:proofErr w:type="spellStart"/>
+      <w:proofErr w:type="gramStart"/>
+      <w:r>
+        <w:t>plt.show</w:t>
+      </w:r>
+      <w:proofErr w:type="spellEnd"/>
+      <w:proofErr w:type="gramEnd"/>
+      <w:r>
+        <w:t>()</w:t>
+      </w:r>
+    </w:p>
+    <w:p>
+      <w:pPr>
+        <w:pStyle w:val="S"/>
+        <w:rPr>
+          <w:rStyle w:val="TChar"/>
+          <w:sz w:val="4"/>
+          <w:szCs w:val="4"/>
+        </w:rPr>
+      </w:pPr>
+    </w:p>
+    <w:p>
+      <w:pPr>
+        <w:pStyle w:val="H"/>
+        <w:rPr>
+          <w:rStyle w:val="TChar"/>
+        </w:rPr>
+      </w:pPr>
+      <w:proofErr w:type="spellStart"/>
+      <w:r>
+        <w:rPr>
+          <w:rStyle w:val="TChar"/>
+        </w:rPr>
+        <w:t>Ouput</w:t>
+      </w:r>
+      <w:proofErr w:type="spellEnd"/>
+      <w:r>
+        <w:rPr>
+          <w:rStyle w:val="TChar"/>
+        </w:rPr>
+        <w:t>:</w:t>
+      </w:r>
+    </w:p>
+    <w:p>
+      <w:pPr>
+        <w:pStyle w:val="H"/>
+        <w:rPr>
+          <w:rStyle w:val="TChar"/>
+          <w:sz w:val="20"/>
+          <w:szCs w:val="20"/>
+        </w:rPr>
+      </w:pPr>
+      <w:r>
+        <w:rPr>
+          <w:rStyle w:val="TChar"/>
+          <w:noProof/>
+          <w:sz w:val="20"/>
+          <w:szCs w:val="20"/>
+        </w:rPr>
+        <w:drawing>
+          <wp:inline distT="0" distB="0" distL="0" distR="0" wp14:anchorId="281FECB1" wp14:editId="0D521004">
+            <wp:extent cx="3003550" cy="2114550"/>
+            <wp:effectExtent l="0" t="0" r="6350" b="0"/>
+            <wp:docPr id="11" name="Picture 11"/>
+            <wp:cNvGraphicFramePr>
+              <a:graphicFrameLocks xmlns:a="http://schemas.openxmlformats.org/drawingml/2006/main" noChangeAspect="1"/>
+            </wp:cNvGraphicFramePr>
+            <a:graphic xmlns:a="http://schemas.openxmlformats.org/drawingml/2006/main">
+              <a:graphicData uri="http://schemas.openxmlformats.org/drawingml/2006/picture">
+                <pic:pic xmlns:pic="http://schemas.openxmlformats.org/drawingml/2006/picture">
+                  <pic:nvPicPr>
+                    <pic:cNvPr id="1" name=""/>
+                    <pic:cNvPicPr/>
+                  </pic:nvPicPr>
+                  <pic:blipFill rotWithShape="1">
+                    <a:blip r:embed="rId9"/>
+                    <a:srcRect t="1707" r="51466" b="3584"/>
+                    <a:stretch/>
+                  </pic:blipFill>
+                  <pic:spPr bwMode="auto">
+                    <a:xfrm>
+                      <a:off x="0" y="0"/>
+                      <a:ext cx="3003550" cy="2114550"/>
+                    </a:xfrm>
+                    <a:prstGeom prst="rect">
+                      <a:avLst/>
+                    </a:prstGeom>
+                    <a:ln>
+                      <a:noFill/>
+                    </a:ln>
+                    <a:extLst>
+                      <a:ext uri="{53640926-AAD7-44D8-BBD7-CCE9431645EC}">
+                        <a14:shadowObscured xmlns:a14="http://schemas.microsoft.com/office/drawing/2010/main"/>
+                      </a:ext>
+                    </a:extLst>
+                  </pic:spPr>
+                </pic:pic>
+              </a:graphicData>
+            </a:graphic>
+          </wp:inline>
+        </w:drawing>
+      </w:r>
+    </w:p>
+    <w:p>
+      <w:pPr>
+        <w:pStyle w:val="T"/>
+        <w:rPr>
+          <w:rStyle w:val="TChar"/>
+          <w:sz w:val="22"/>
+          <w:szCs w:val="22"/>
+        </w:rPr>
+      </w:pPr>
+      <w:r>
+        <w:t>The bar plot clearly shows the average spending differences between male and female customers across days of the week.</w:t>
+      </w:r>
+    </w:p>
+    <w:p>
+      <w:pPr>
+        <w:pStyle w:val="C"/>
+      </w:pPr>
+      <w:proofErr w:type="spellStart"/>
+      <w:proofErr w:type="gramStart"/>
+      <w:r>
+        <w:t>plt.figure</w:t>
+      </w:r>
+      <w:proofErr w:type="spellEnd"/>
+      <w:proofErr w:type="gramEnd"/>
+      <w:r>
+        <w:t>()</w:t>
+      </w:r>
+    </w:p>
+    <w:p>
+      <w:pPr>
+        <w:pStyle w:val="C"/>
+      </w:pPr>
+      <w:proofErr w:type="spellStart"/>
+      <w:proofErr w:type="gramStart"/>
+      <w:r>
+        <w:t>sns.violinplot</w:t>
+      </w:r>
+      <w:proofErr w:type="spellEnd"/>
+      <w:proofErr w:type="gramEnd"/>
+      <w:r>
+        <w:t>(</w:t>
+      </w:r>
+    </w:p>
+    <w:p>
+      <w:pPr>
+        <w:pStyle w:val="C"/>
+      </w:pPr>
+      <w:r>
+        <w:t xml:space="preserve">    data=df,</w:t>
+      </w:r>
+    </w:p>
+    <w:p>
+      <w:pPr>
+        <w:pStyle w:val="C"/>
+      </w:pPr>
+      <w:r>
+        <w:t xml:space="preserve">    x="day",</w:t>
+      </w:r>
+    </w:p>
+    <w:p>
+      <w:pPr>
+        <w:pStyle w:val="C"/>
+      </w:pPr>
+      <w:r>
+        <w:t xml:space="preserve">    y="</w:t>
+      </w:r>
+      <w:proofErr w:type="spellStart"/>
+      <w:r>
+        <w:t>total_bill</w:t>
+      </w:r>
+      <w:proofErr w:type="spellEnd"/>
+      <w:r>
+        <w:t>",</w:t>
+      </w:r>
+    </w:p>
+    <w:p>
+      <w:pPr>
+        <w:pStyle w:val="C"/>
+      </w:pPr>
+      <w:r>
+        <w:t xml:space="preserve">    hue="sex",</w:t>
+      </w:r>
+    </w:p>
+    <w:p>
+      <w:pPr>
+        <w:pStyle w:val="C"/>
+      </w:pPr>
+      <w:r>
+        <w:t xml:space="preserve">    split=True</w:t>
+      </w:r>
+    </w:p>
+    <w:p>
+      <w:pPr>
+        <w:pStyle w:val="C"/>
+      </w:pPr>
+      <w:r>
+        <w:t>)</w:t>
+      </w:r>
+    </w:p>
+    <w:p>
+      <w:pPr>
+        <w:pStyle w:val="C"/>
+        <w:rPr>
+          <w:rStyle w:val="TChar"/>
+          <w:sz w:val="20"/>
+          <w:szCs w:val="20"/>
+        </w:rPr>
+      </w:pPr>
+      <w:proofErr w:type="spellStart"/>
+      <w:proofErr w:type="gramStart"/>
+      <w:r>
+        <w:t>plt.show</w:t>
+      </w:r>
+      <w:proofErr w:type="spellEnd"/>
+      <w:proofErr w:type="gramEnd"/>
+      <w:r>
+        <w:t>()</w:t>
+      </w:r>
+    </w:p>
+    <w:p>
+      <w:pPr>
+        <w:pStyle w:val="S"/>
+        <w:rPr>
+          <w:rStyle w:val="TChar"/>
+          <w:sz w:val="4"/>
+          <w:szCs w:val="4"/>
+        </w:rPr>
+      </w:pPr>
+    </w:p>
+    <w:p>
+      <w:pPr>
+        <w:pStyle w:val="H"/>
+        <w:rPr>
+          <w:rStyle w:val="TChar"/>
+        </w:rPr>
+      </w:pPr>
+      <w:proofErr w:type="spellStart"/>
+      <w:r>
+        <w:rPr>
+          <w:rStyle w:val="TChar"/>
+        </w:rPr>
+        <w:t>Ouput</w:t>
+      </w:r>
+      <w:proofErr w:type="spellEnd"/>
+      <w:r>
+        <w:rPr>
+          <w:rStyle w:val="TChar"/>
+        </w:rPr>
+        <w:t>:</w:t>
+      </w:r>
+    </w:p>
+    <w:p>
+      <w:pPr>
+        <w:pStyle w:val="S"/>
+        <w:rPr>
+          <w:rStyle w:val="TChar"/>
+          <w:sz w:val="20"/>
+          <w:szCs w:val="20"/>
+        </w:rPr>
+      </w:pPr>
+      <w:r>
+        <w:rPr>
+          <w:rStyle w:val="TChar"/>
+          <w:noProof/>
+          <w:sz w:val="20"/>
+          <w:szCs w:val="20"/>
+        </w:rPr>
+        <w:drawing>
+          <wp:inline distT="0" distB="0" distL="0" distR="0" wp14:anchorId="0A358C03" wp14:editId="3A938AE4">
+            <wp:extent cx="2635250" cy="1879600"/>
+            <wp:effectExtent l="0" t="0" r="0" b="6350"/>
+            <wp:docPr id="13" name="Picture 13"/>
+            <wp:cNvGraphicFramePr>
+              <a:graphicFrameLocks xmlns:a="http://schemas.openxmlformats.org/drawingml/2006/main" noChangeAspect="1"/>
+            </wp:cNvGraphicFramePr>
+            <a:graphic xmlns:a="http://schemas.openxmlformats.org/drawingml/2006/main">
+              <a:graphicData uri="http://schemas.openxmlformats.org/drawingml/2006/picture">
+                <pic:pic xmlns:pic="http://schemas.openxmlformats.org/drawingml/2006/picture">
+                  <pic:nvPicPr>
+                    <pic:cNvPr id="1" name=""/>
+                    <pic:cNvPicPr/>
+                  </pic:nvPicPr>
+                  <pic:blipFill rotWithShape="1">
+                    <a:blip r:embed="rId10"/>
+                    <a:srcRect t="649" r="57419" b="3247"/>
+                    <a:stretch/>
+                  </pic:blipFill>
+                  <pic:spPr bwMode="auto">
+                    <a:xfrm>
+                      <a:off x="0" y="0"/>
+                      <a:ext cx="2635250" cy="1879600"/>
+                    </a:xfrm>
+                    <a:prstGeom prst="rect">
+                      <a:avLst/>
+                    </a:prstGeom>
+                    <a:ln>
+                      <a:noFill/>
+                    </a:ln>
+                    <a:extLst>
+                      <a:ext uri="{53640926-AAD7-44D8-BBD7-CCE9431645EC}">
+                        <a14:shadowObscured xmlns:a14="http://schemas.microsoft.com/office/drawing/2010/main"/>
+                      </a:ext>
+                    </a:extLst>
+                  </pic:spPr>
+                </pic:pic>
+              </a:graphicData>
+            </a:graphic>
+          </wp:inline>
+        </w:drawing>
+      </w:r>
+    </w:p>
+    <w:p>
+      <w:pPr>
+        <w:pStyle w:val="T"/>
+        <w:rPr>
+          <w:rStyle w:val="TChar"/>
+          <w:sz w:val="20"/>
+          <w:szCs w:val="20"/>
+        </w:rPr>
+      </w:pPr>
+      <w:r>
+        <w:lastRenderedPageBreak/>
+        <w:t>The violin plot provides a detailed view of the total bill distribution, highlighting gender-based spending patterns each day.</w:t>
+      </w:r>
+    </w:p>
+    <w:p>
+      <w:pPr>
+        <w:pStyle w:val="S"/>
+        <w:rPr>
+          <w:rStyle w:val="TChar"/>
+          <w:sz w:val="4"/>
+          <w:szCs w:val="4"/>
+        </w:rPr>
+      </w:pPr>
+    </w:p>
+    <w:p>
+      <w:pPr>
+        <w:pStyle w:val="C"/>
+      </w:pPr>
+      <w:proofErr w:type="spellStart"/>
+      <w:r>
+        <w:t>corr</w:t>
+      </w:r>
+      <w:proofErr w:type="spellEnd"/>
+      <w:r>
+        <w:t xml:space="preserve"> = </w:t>
+      </w:r>
+      <w:proofErr w:type="spellStart"/>
+      <w:proofErr w:type="gramStart"/>
+      <w:r>
+        <w:t>df.corr</w:t>
+      </w:r>
+      <w:proofErr w:type="spellEnd"/>
+      <w:proofErr w:type="gramEnd"/>
+      <w:r>
+        <w:t>(</w:t>
+      </w:r>
+      <w:proofErr w:type="spellStart"/>
+      <w:r>
+        <w:t>numeric_only</w:t>
+      </w:r>
+      <w:proofErr w:type="spellEnd"/>
+      <w:r>
+        <w:t>=True)</w:t>
+      </w:r>
+    </w:p>
+    <w:p>
+      <w:pPr>
+        <w:pStyle w:val="C"/>
+      </w:pPr>
+      <w:proofErr w:type="spellStart"/>
+      <w:r>
+        <w:t>corr</w:t>
+      </w:r>
+      <w:proofErr w:type="spellEnd"/>
+    </w:p>
+    <w:p>
+      <w:pPr>
+        <w:pStyle w:val="S"/>
+        <w:rPr>
+          <w:rStyle w:val="TChar"/>
+          <w:sz w:val="4"/>
+          <w:szCs w:val="4"/>
+        </w:rPr>
+      </w:pPr>
+    </w:p>
+    <w:p>
+      <w:pPr>
+        <w:pStyle w:val="H"/>
+        <w:rPr>
+          <w:rStyle w:val="TChar"/>
+        </w:rPr>
+      </w:pPr>
+      <w:proofErr w:type="spellStart"/>
+      <w:r>
+        <w:rPr>
+          <w:rStyle w:val="TChar"/>
+        </w:rPr>
+        <w:t>Ouput</w:t>
+      </w:r>
+      <w:proofErr w:type="spellEnd"/>
+      <w:r>
+        <w:rPr>
+          <w:rStyle w:val="TChar"/>
+        </w:rPr>
+        <w:t>:</w:t>
+      </w:r>
+    </w:p>
+    <w:p>
+      <w:pPr>
+        <w:pStyle w:val="H"/>
+        <w:rPr>
+          <w:rStyle w:val="TChar"/>
+          <w:sz w:val="20"/>
+          <w:szCs w:val="20"/>
+        </w:rPr>
+      </w:pPr>
+      <w:r>
+        <w:rPr>
+          <w:rStyle w:val="TChar"/>
+          <w:noProof/>
+          <w:sz w:val="20"/>
+          <w:szCs w:val="20"/>
+        </w:rPr>
+        <w:drawing>
+          <wp:inline distT="0" distB="0" distL="0" distR="0" wp14:anchorId="42113EA1" wp14:editId="24E5E477">
+            <wp:extent cx="2838450" cy="1028700"/>
+            <wp:effectExtent l="0" t="0" r="0" b="0"/>
+            <wp:docPr id="14" name="Picture 14"/>
+            <wp:cNvGraphicFramePr>
+              <a:graphicFrameLocks xmlns:a="http://schemas.openxmlformats.org/drawingml/2006/main" noChangeAspect="1"/>
+            </wp:cNvGraphicFramePr>
+            <a:graphic xmlns:a="http://schemas.openxmlformats.org/drawingml/2006/main">
+              <a:graphicData uri="http://schemas.openxmlformats.org/drawingml/2006/picture">
+                <pic:pic xmlns:pic="http://schemas.openxmlformats.org/drawingml/2006/picture">
+                  <pic:nvPicPr>
+                    <pic:cNvPr id="1" name=""/>
+                    <pic:cNvPicPr/>
+                  </pic:nvPicPr>
+                  <pic:blipFill rotWithShape="1">
+                    <a:blip r:embed="rId11"/>
+                    <a:srcRect l="2614" t="3279" b="8196"/>
+                    <a:stretch/>
+                  </pic:blipFill>
+                  <pic:spPr bwMode="auto">
+                    <a:xfrm>
+                      <a:off x="0" y="0"/>
+                      <a:ext cx="2838846" cy="1028844"/>
+                    </a:xfrm>
+                    <a:prstGeom prst="rect">
+                      <a:avLst/>
+                    </a:prstGeom>
+                    <a:ln>
+                      <a:noFill/>
+                    </a:ln>
+                    <a:extLst>
+                      <a:ext uri="{53640926-AAD7-44D8-BBD7-CCE9431645EC}">
+                        <a14:shadowObscured xmlns:a14="http://schemas.microsoft.com/office/drawing/2010/main"/>
+                      </a:ext>
+                    </a:extLst>
+                  </pic:spPr>
+                </pic:pic>
+              </a:graphicData>
+            </a:graphic>
+          </wp:inline>
+        </w:drawing>
+      </w:r>
+    </w:p>
+    <w:p>
+      <w:pPr>
+        <w:pStyle w:val="T"/>
+      </w:pPr>
+      <w:r>
+        <w:t>The correlation matrix helps identify key relationships between numerical variables like total bill, tip, and table size.</w:t>
+      </w:r>
+    </w:p>
+    <w:p>
+      <w:pPr>
+        <w:pStyle w:val="S"/>
+        <w:rPr>
+          <w:rStyle w:val="TChar"/>
+          <w:sz w:val="4"/>
+          <w:szCs w:val="4"/>
+        </w:rPr>
+      </w:pPr>
+    </w:p>
+    <w:p>
+      <w:pPr>
+        <w:pStyle w:val="C"/>
+      </w:pPr>
+      <w:proofErr w:type="spellStart"/>
+      <w:proofErr w:type="gramStart"/>
+      <w:r>
+        <w:t>plt.figure</w:t>
+      </w:r>
+      <w:proofErr w:type="spellEnd"/>
+      <w:proofErr w:type="gramEnd"/>
+      <w:r>
+        <w:t>()</w:t>
+      </w:r>
+    </w:p>
+    <w:p>
+      <w:pPr>
+        <w:pStyle w:val="C"/>
+      </w:pPr>
+      <w:proofErr w:type="spellStart"/>
+      <w:proofErr w:type="gramStart"/>
+      <w:r>
+        <w:t>sns.heatmap</w:t>
+      </w:r>
+      <w:proofErr w:type="spellEnd"/>
+      <w:proofErr w:type="gramEnd"/>
+      <w:r>
+        <w:t>(</w:t>
+      </w:r>
+    </w:p>
+    <w:p>
+      <w:pPr>
+        <w:pStyle w:val="C"/>
+      </w:pPr>
+      <w:r>
+        <w:t xml:space="preserve">    </w:t>
+      </w:r>
+      <w:proofErr w:type="spellStart"/>
+      <w:r>
+        <w:t>corr</w:t>
+      </w:r>
+      <w:proofErr w:type="spellEnd"/>
+      <w:r>
+        <w:t>,</w:t>
+      </w:r>
+    </w:p>
+    <w:p>
+      <w:pPr>
+        <w:pStyle w:val="C"/>
+      </w:pPr>
+      <w:r>
+        <w:t xml:space="preserve">    </w:t>
+      </w:r>
+      <w:proofErr w:type="spellStart"/>
+      <w:r>
+        <w:t>annot</w:t>
+      </w:r>
+      <w:proofErr w:type="spellEnd"/>
+      <w:r>
+        <w:t>=True,</w:t>
+      </w:r>
+    </w:p>
+    <w:p>
+      <w:pPr>
+        <w:pStyle w:val="C"/>
+      </w:pPr>
+      <w:r>
+        <w:t xml:space="preserve">    </w:t>
+      </w:r>
+      <w:proofErr w:type="spellStart"/>
+      <w:r>
+        <w:t>cmap</w:t>
+      </w:r>
+      <w:proofErr w:type="spellEnd"/>
+      <w:r>
+        <w:t>="</w:t>
+      </w:r>
+      <w:proofErr w:type="spellStart"/>
+      <w:r>
+        <w:t>coolwarm</w:t>
+      </w:r>
+      <w:proofErr w:type="spellEnd"/>
+      <w:r>
+        <w:t>",</w:t>
+      </w:r>
+    </w:p>
+    <w:p>
+      <w:pPr>
+        <w:pStyle w:val="C"/>
+      </w:pPr>
+      <w:r>
+        <w:t>    linewidths=0.5</w:t>
+      </w:r>
+    </w:p>
+    <w:p>
+      <w:pPr>
+        <w:pStyle w:val="C"/>
+      </w:pPr>
+      <w:r>
+        <w:t>)</w:t>
+      </w:r>
+    </w:p>
+    <w:p>
+      <w:pPr>
+        <w:pStyle w:val="C"/>
+      </w:pPr>
+      <w:proofErr w:type="spellStart"/>
+      <w:proofErr w:type="gramStart"/>
+      <w:r>
+        <w:t>plt.show</w:t>
+      </w:r>
+      <w:proofErr w:type="spellEnd"/>
+      <w:proofErr w:type="gramEnd"/>
+      <w:r>
+        <w:t>()</w:t>
+      </w:r>
+    </w:p>
+    <w:p>
+      <w:pPr>
+        <w:pStyle w:val="S"/>
+        <w:rPr>
+          <w:rStyle w:val="TChar"/>
+          <w:sz w:val="4"/>
+          <w:szCs w:val="4"/>
+        </w:rPr>
+      </w:pPr>
+    </w:p>
+    <w:p>
+      <w:pPr>
+        <w:pStyle w:val="H"/>
+        <w:rPr>
+          <w:rStyle w:val="TChar"/>
+        </w:rPr>
+      </w:pPr>
+      <w:proofErr w:type="spellStart"/>
+      <w:r>
+        <w:rPr>
+          <w:rStyle w:val="TChar"/>
+        </w:rPr>
+        <w:t>Ouput</w:t>
+      </w:r>
+      <w:proofErr w:type="spellEnd"/>
+      <w:r>
+        <w:rPr>
+          <w:rStyle w:val="TChar"/>
+        </w:rPr>
+        <w:t>:</w:t>
+      </w:r>
+    </w:p>
+    <w:p>
+      <w:pPr>
+        <w:pStyle w:val="H"/>
+        <w:rPr>
+          <w:rStyle w:val="TChar"/>
+          <w:sz w:val="20"/>
+          <w:szCs w:val="20"/>
+        </w:rPr>
+      </w:pPr>
+    </w:p>
+    <w:p>
+      <w:pPr>
+        <w:pStyle w:val="H"/>
+        <w:rPr>
+          <w:rStyle w:val="TChar"/>
+          <w:sz w:val="20"/>
+          <w:szCs w:val="20"/>
+        </w:rPr>
+      </w:pPr>
+      <w:r>
+        <w:rPr>
+          <w:rStyle w:val="TChar"/>
+          <w:noProof/>
+          <w:sz w:val="20"/>
+          <w:szCs w:val="20"/>
+        </w:rPr>
+        <w:drawing>
+          <wp:inline distT="0" distB="0" distL="0" distR="0" wp14:anchorId="534A9542" wp14:editId="0694850A">
+            <wp:extent cx="2419350" cy="1943100"/>
+            <wp:effectExtent l="0" t="0" r="0" b="0"/>
+            <wp:docPr id="15" name="Picture 15"/>
+            <wp:cNvGraphicFramePr>
+              <a:graphicFrameLocks xmlns:a="http://schemas.openxmlformats.org/drawingml/2006/main" noChangeAspect="1"/>
+            </wp:cNvGraphicFramePr>
+            <a:graphic xmlns:a="http://schemas.openxmlformats.org/drawingml/2006/main">
+              <a:graphicData uri="http://schemas.openxmlformats.org/drawingml/2006/picture">
+                <pic:pic xmlns:pic="http://schemas.openxmlformats.org/drawingml/2006/picture">
+                  <pic:nvPicPr>
+                    <pic:cNvPr id="1" name=""/>
+                    <pic:cNvPicPr/>
+                  </pic:nvPicPr>
+                  <pic:blipFill rotWithShape="1">
+                    <a:blip r:embed="rId12"/>
+                    <a:srcRect l="1129" t="927" r="59778" b="4453"/>
+                    <a:stretch/>
+                  </pic:blipFill>
+                  <pic:spPr bwMode="auto">
+                    <a:xfrm>
+                      <a:off x="0" y="0"/>
+                      <a:ext cx="2419350" cy="1943100"/>
+                    </a:xfrm>
+                    <a:prstGeom prst="rect">
+                      <a:avLst/>
+                    </a:prstGeom>
+                    <a:ln>
+                      <a:noFill/>
+                    </a:ln>
+                    <a:extLst>
+                      <a:ext uri="{53640926-AAD7-44D8-BBD7-CCE9431645EC}">
+                        <a14:shadowObscured xmlns:a14="http://schemas.microsoft.com/office/drawing/2010/main"/>
+                      </a:ext>
+                    </a:extLst>
+                  </pic:spPr>
+                </pic:pic>
+              </a:graphicData>
+            </a:graphic>
+          </wp:inline>
+        </w:drawing>
+      </w:r>
+    </w:p>
+    <w:p>
+      <w:pPr>
+        <w:pStyle w:val="T"/>
+      </w:pPr>
+      <w:r>
+        <w:t>The heatmap visually emphasizes the strength and direction of correlations between numerical features in the dataset.</w:t>
+      </w:r>
+    </w:p>
+    <w:p>
+      <w:pPr>
+        <w:pStyle w:val="S"/>
+        <w:rPr>
+          <w:rStyle w:val="TChar"/>
+          <w:sz w:val="4"/>
+          <w:szCs w:val="4"/>
+        </w:rPr>
+      </w:pPr>
+    </w:p>
+    <w:p>
+      <w:pPr>
+        <w:pStyle w:val="C"/>
+      </w:pPr>
+      <w:proofErr w:type="spellStart"/>
+      <w:proofErr w:type="gramStart"/>
+      <w:r>
+        <w:t>plt.figure</w:t>
+      </w:r>
+      <w:proofErr w:type="spellEnd"/>
+      <w:proofErr w:type="gramEnd"/>
+      <w:r>
+        <w:t>()</w:t>
+      </w:r>
+    </w:p>
+    <w:p>
+      <w:pPr>
+        <w:pStyle w:val="C"/>
+      </w:pPr>
+      <w:proofErr w:type="spellStart"/>
+      <w:proofErr w:type="gramStart"/>
+      <w:r>
+        <w:t>sns.swarmplot</w:t>
+      </w:r>
+      <w:proofErr w:type="spellEnd"/>
+      <w:proofErr w:type="gramEnd"/>
+      <w:r>
+        <w:t>(</w:t>
+      </w:r>
+    </w:p>
+    <w:p>
+      <w:pPr>
+        <w:pStyle w:val="C"/>
+      </w:pPr>
+      <w:r>
+        <w:t>    data=df,</w:t>
+      </w:r>
+    </w:p>
+    <w:p>
+      <w:pPr>
+        <w:pStyle w:val="C"/>
+      </w:pPr>
+      <w:r>
+        <w:lastRenderedPageBreak/>
+        <w:t>    x="day",</w:t>
+      </w:r>
+    </w:p>
+    <w:p>
+      <w:pPr>
+        <w:pStyle w:val="C"/>
+      </w:pPr>
+      <w:r>
+        <w:t>    y="</w:t>
+      </w:r>
+      <w:proofErr w:type="spellStart"/>
+      <w:r>
+        <w:t>total_bill</w:t>
+      </w:r>
+      <w:proofErr w:type="spellEnd"/>
+      <w:r>
+        <w:t>"</w:t>
+      </w:r>
+    </w:p>
+    <w:p>
+      <w:pPr>
+        <w:pStyle w:val="C"/>
+      </w:pPr>
+      <w:r>
+        <w:t>)</w:t>
+      </w:r>
+    </w:p>
+    <w:p>
+      <w:pPr>
+        <w:pStyle w:val="C"/>
+      </w:pPr>
+      <w:proofErr w:type="spellStart"/>
+      <w:proofErr w:type="gramStart"/>
+      <w:r>
+        <w:t>plt.show</w:t>
+      </w:r>
+      <w:proofErr w:type="spellEnd"/>
+      <w:proofErr w:type="gramEnd"/>
+      <w:r>
+        <w:t>()</w:t>
+      </w:r>
+    </w:p>
+    <w:p>
+      <w:pPr>
+        <w:pStyle w:val="S"/>
+        <w:rPr>
+          <w:rStyle w:val="TChar"/>
+          <w:sz w:val="4"/>
+          <w:szCs w:val="4"/>
+        </w:rPr>
+      </w:pPr>
+    </w:p>
+    <w:p>
+      <w:pPr>
+        <w:pStyle w:val="H"/>
+        <w:rPr>
+          <w:rStyle w:val="TChar"/>
+        </w:rPr>
+      </w:pPr>
+      <w:proofErr w:type="spellStart"/>
+      <w:r>
+        <w:rPr>
+          <w:rStyle w:val="TChar"/>
+        </w:rPr>
+        <w:t>Ouput</w:t>
+      </w:r>
+      <w:proofErr w:type="spellEnd"/>
+      <w:r>
+        <w:rPr>
+          <w:rStyle w:val="TChar"/>
+        </w:rPr>
+        <w:t>:</w:t>
+      </w:r>
+    </w:p>
+    <w:p>
+      <w:pPr>
+        <w:pStyle w:val="H"/>
+        <w:rPr>
+          <w:rStyle w:val="TChar"/>
+          <w:sz w:val="20"/>
+          <w:szCs w:val="20"/>
+        </w:rPr>
+      </w:pPr>
+      <w:r>
+        <w:rPr>
+          <w:rStyle w:val="TChar"/>
+          <w:noProof/>
+          <w:sz w:val="20"/>
+          <w:szCs w:val="20"/>
+        </w:rPr>
+        <w:drawing>
+          <wp:inline distT="0" distB="0" distL="0" distR="0" wp14:anchorId="2FCE0155" wp14:editId="548FDF39">
+            <wp:extent cx="2520950" cy="1993900"/>
+            <wp:effectExtent l="0" t="0" r="0" b="6350"/>
+            <wp:docPr id="16" name="Picture 16"/>
+            <wp:cNvGraphicFramePr>
+              <a:graphicFrameLocks xmlns:a="http://schemas.openxmlformats.org/drawingml/2006/main" noChangeAspect="1"/>
+            </wp:cNvGraphicFramePr>
+            <a:graphic xmlns:a="http://schemas.openxmlformats.org/drawingml/2006/main">
+              <a:graphicData uri="http://schemas.openxmlformats.org/drawingml/2006/picture">
+                <pic:pic xmlns:pic="http://schemas.openxmlformats.org/drawingml/2006/picture">
+                  <pic:nvPicPr>
+                    <pic:cNvPr id="1" name=""/>
+                    <pic:cNvPicPr/>
+                  </pic:nvPicPr>
+                  <pic:blipFill rotWithShape="1">
+                    <a:blip r:embed="rId13"/>
+                    <a:srcRect l="1744" t="311" r="57521" b="2113"/>
+                    <a:stretch/>
+                  </pic:blipFill>
+                  <pic:spPr bwMode="auto">
+                    <a:xfrm>
+                      <a:off x="0" y="0"/>
+                      <a:ext cx="2520950" cy="1993900"/>
+                    </a:xfrm>
+                    <a:prstGeom prst="rect">
+                      <a:avLst/>
+                    </a:prstGeom>
+                    <a:ln>
+                      <a:noFill/>
+                    </a:ln>
+                    <a:extLst>
+                      <a:ext uri="{53640926-AAD7-44D8-BBD7-CCE9431645EC}">
+                        <a14:shadowObscured xmlns:a14="http://schemas.microsoft.com/office/drawing/2010/main"/>
+                      </a:ext>
+                    </a:extLst>
+                  </pic:spPr>
+                </pic:pic>
+              </a:graphicData>
+            </a:graphic>
+          </wp:inline>
+        </w:drawing>
+      </w:r>
+    </w:p>
+    <w:p>
+      <w:pPr>
+        <w:pStyle w:val="T"/>
+      </w:pPr>
+      <w:r>
+        <w:t>The swarm plot offers an alternative view of daily spending by showing individual data points without overlapping.</w:t>
+      </w:r>
+    </w:p>
+    <w:p>
+      <w:pPr>
+        <w:pStyle w:val="T"/>
+      </w:pPr>
+    </w:p>
+    <w:p>
+      <w:pPr>
+        <w:pStyle w:val="H"/>
+      </w:pPr>
+      <w:r>
+        <w:t>Conclusion</w:t>
+      </w:r>
+    </w:p>
+    <w:p>
+      <w:pPr>
+        <w:pStyle w:val="T"/>
+      </w:pPr>
+      <w:r>
+        <w:t>S</w:t>
+      </w:r>
+      <w:r>
+        <w:t>uccessfully demonstrate</w:t>
+      </w:r>
+      <w:r>
+        <w:t>d</w:t>
+      </w:r>
+      <w:r>
+        <w:t xml:space="preserve"> how different visualization techniques can reveal distinct insights about customer tipping behavior and spending patterns</w:t>
+      </w:r>
+      <w:r>
+        <w:t xml:space="preserve"> via Seaborn</w:t>
+      </w:r>
+      <w:r>
+        <w:t>. The visualizations clearly show that total bill amount correlates strongly with tip size, while gender and meal time also play meaningful roles in spending distributions across days of the week.</w:t>
+      </w:r>
+    </w:p>
     <w:sectPr>
-      <w:headerReference w:type="even" r:id="rId7"/>
-      <w:headerReference w:type="default" r:id="rId8"/>
-      <w:footerReference w:type="even" r:id="rId9"/>
-      <w:footerReference w:type="default" r:id="rId10"/>
-      <w:headerReference w:type="first" r:id="rId11"/>
-      <w:footerReference w:type="first" r:id="rId12"/>
+      <w:headerReference w:type="even" r:id="rId14"/>
+      <w:headerReference w:type="default" r:id="rId15"/>
+      <w:footerReference w:type="even" r:id="rId16"/>
+      <w:footerReference w:type="default" r:id="rId17"/>
+      <w:headerReference w:type="first" r:id="rId18"/>
+      <w:footerReference w:type="first" r:id="rId19"/>
       <w:pgSz w:w="11906" w:h="16838"/>
       <w:pgMar w:top="1440" w:right="1080" w:bottom="1440" w:left="1080" w:header="708" w:footer="708" w:gutter="0"/>
       <w:cols w:space="708"/>
@@ -689,6 +2383,7 @@
   <w:style w:type="paragraph" w:default="1" w:styleId="Normal">
     <w:name w:val="Normal"/>
     <w:qFormat/>
+    <w:rsid w:val="00260017"/>
   </w:style>
   <w:style w:type="character" w:default="1" w:styleId="DefaultParagraphFont">
     <w:name w:val="Default Paragraph Font"/>
@@ -722,7 +2417,6 @@
     <w:basedOn w:val="Normal"/>
     <w:link w:val="CodeChar"/>
     <w:autoRedefine/>
-    <w:qFormat/>
     <w:rsid w:val="003B3A25"/>
     <w:pPr>
       <w:spacing w:after="5" w:line="240" w:lineRule="auto"/>
@@ -1071,6 +2765,115 @@
       </w:tcPr>
     </w:tblStylePr>
   </w:style>
+  <w:style w:type="paragraph" w:customStyle="1" w:styleId="H">
+    <w:name w:val="H"/>
+    <w:basedOn w:val="Normal"/>
+    <w:link w:val="HChar"/>
+    <w:qFormat/>
+    <w:rsid w:val="003E4BE0"/>
+    <w:rPr>
+      <w:b/>
+      <w:bCs/>
+      <w:sz w:val="24"/>
+      <w:szCs w:val="24"/>
+      <w:lang w:val="en-US"/>
+    </w:rPr>
+  </w:style>
+  <w:style w:type="paragraph" w:customStyle="1" w:styleId="T">
+    <w:name w:val="T"/>
+    <w:basedOn w:val="H"/>
+    <w:link w:val="TChar"/>
+    <w:qFormat/>
+    <w:rsid w:val="003E4BE0"/>
+    <w:rPr>
+      <w:b w:val="0"/>
+      <w:bCs w:val="0"/>
+      <w:sz w:val="22"/>
+      <w:szCs w:val="22"/>
+    </w:rPr>
+  </w:style>
+  <w:style w:type="character" w:customStyle="1" w:styleId="HChar">
+    <w:name w:val="H Char"/>
+    <w:basedOn w:val="DefaultParagraphFont"/>
+    <w:link w:val="H"/>
+    <w:rsid w:val="003E4BE0"/>
+    <w:rPr>
+      <w:b/>
+      <w:bCs/>
+      <w:sz w:val="24"/>
+      <w:szCs w:val="24"/>
+      <w:lang w:val="en-US"/>
+    </w:rPr>
+  </w:style>
+  <w:style w:type="paragraph" w:customStyle="1" w:styleId="S">
+    <w:name w:val="S"/>
+    <w:basedOn w:val="T"/>
+    <w:link w:val="SChar"/>
+    <w:qFormat/>
+    <w:rsid w:val="003E4BE0"/>
+    <w:rPr>
+      <w:sz w:val="4"/>
+      <w:szCs w:val="4"/>
+    </w:rPr>
+  </w:style>
+  <w:style w:type="character" w:customStyle="1" w:styleId="TChar">
+    <w:name w:val="T Char"/>
+    <w:basedOn w:val="HChar"/>
+    <w:link w:val="T"/>
+    <w:rsid w:val="003E4BE0"/>
+    <w:rPr>
+      <w:b w:val="0"/>
+      <w:bCs w:val="0"/>
+      <w:sz w:val="24"/>
+      <w:szCs w:val="24"/>
+      <w:lang w:val="en-US"/>
+    </w:rPr>
+  </w:style>
+  <w:style w:type="character" w:customStyle="1" w:styleId="SChar">
+    <w:name w:val="S Char"/>
+    <w:basedOn w:val="TChar"/>
+    <w:link w:val="S"/>
+    <w:rsid w:val="003E4BE0"/>
+    <w:rPr>
+      <w:b w:val="0"/>
+      <w:bCs w:val="0"/>
+      <w:sz w:val="4"/>
+      <w:szCs w:val="4"/>
+      <w:lang w:val="en-US"/>
+    </w:rPr>
+  </w:style>
+  <w:style w:type="paragraph" w:customStyle="1" w:styleId="C">
+    <w:name w:val="C"/>
+    <w:basedOn w:val="Normal"/>
+    <w:link w:val="CChar"/>
+    <w:qFormat/>
+    <w:rsid w:val="0018213B"/>
+    <w:pPr>
+      <w:shd w:val="clear" w:color="auto" w:fill="F3F4F5"/>
+      <w:spacing w:after="0" w:line="285" w:lineRule="atLeast"/>
+    </w:pPr>
+    <w:rPr>
+      <w:rFonts w:ascii="JetBrains Mono NL" w:eastAsia="Times New Roman" w:hAnsi="JetBrains Mono NL" w:cs="JetBrains Mono NL"/>
+      <w:color w:val="000000" w:themeColor="text1"/>
+      <w:sz w:val="18"/>
+      <w:szCs w:val="18"/>
+      <w:lang w:eastAsia="en-IN"/>
+    </w:rPr>
+  </w:style>
+  <w:style w:type="character" w:customStyle="1" w:styleId="CChar">
+    <w:name w:val="C Char"/>
+    <w:basedOn w:val="DefaultParagraphFont"/>
+    <w:link w:val="C"/>
+    <w:rsid w:val="0018213B"/>
+    <w:rPr>
+      <w:rFonts w:ascii="JetBrains Mono NL" w:eastAsia="Times New Roman" w:hAnsi="JetBrains Mono NL" w:cs="JetBrains Mono NL"/>
+      <w:color w:val="000000" w:themeColor="text1"/>
+      <w:sz w:val="18"/>
+      <w:szCs w:val="18"/>
+      <w:shd w:val="clear" w:color="auto" w:fill="F3F4F5"/>
+      <w:lang w:eastAsia="en-IN"/>
+    </w:rPr>
+  </w:style>
 </w:styles>
 </file>
 
@@ -1142,7 +2945,6 @@
   </w:font>
   <w:font w:name="Cascadia Code">
     <w:altName w:val="Segoe UI Symbol"/>
-    <w:panose1 w:val="020B0609020000020004"/>
     <w:charset w:val="00"/>
     <w:family w:val="modern"/>
     <w:pitch w:val="fixed"/>
@@ -1189,16 +2991,20 @@
   <w:rsids>
     <w:rsidRoot w:val="008238CD"/>
     <w:rsid w:val="003A6ABC"/>
+    <w:rsid w:val="00455B2C"/>
+    <w:rsid w:val="004D0FDD"/>
     <w:rsid w:val="004F7305"/>
     <w:rsid w:val="006D2E04"/>
     <w:rsid w:val="00760EAE"/>
     <w:rsid w:val="008238CD"/>
+    <w:rsid w:val="0094250B"/>
     <w:rsid w:val="00A3501E"/>
     <w:rsid w:val="00AC7174"/>
     <w:rsid w:val="00C208BF"/>
     <w:rsid w:val="00C95DE2"/>
     <w:rsid w:val="00D223CD"/>
     <w:rsid w:val="00FD669A"/>
+    <w:rsid w:val="00FD7400"/>
   </w:rsids>
   <m:mathPr>
     <m:mathFont m:val="Cambria Math"/>
